--- a/templates/documents/CONTRATOS CIVILES/CONTRATOS AUTENTICOS/ESTADO CIVIL/ACTO DE NOTORIEDAD DE BUENA CONDUCTA Y MORALIDAD.docx
+++ b/templates/documents/CONTRATOS CIVILES/CONTRATOS AUTENTICOS/ESTADO CIVIL/ACTO DE NOTORIEDAD DE BUENA CONDUCTA Y MORALIDAD.docx
@@ -6,335 +6,950 @@
       <w:pPr>
         <w:jc w:val="both"/>
         <w:rPr>
-          <w:b/>
-          <w:bCs/>
-        </w:rPr>
-      </w:pPr>
-      <w:r>
-        <w:rPr>
-          <w:b/>
-          <w:bCs/>
-        </w:rPr>
-        <w:t>ACTO NÚMERO [_______</w:t>
+          <w:rFonts w:ascii="Abadi" w:hAnsi="Abadi"/>
+        </w:rPr>
+      </w:pPr>
+      <w:r>
+        <w:rPr>
+          <w:rFonts w:ascii="Abadi" w:hAnsi="Abadi"/>
+        </w:rPr>
+        <w:t xml:space="preserve">(ACTO DE NOTORIEDAD DE BUENA CONDUCTA Y MORALIDAD) </w:t>
+      </w:r>
+    </w:p>
+    <w:p>
+      <w:pPr>
+        <w:jc w:val="both"/>
+        <w:rPr>
+          <w:rFonts w:ascii="Abadi" w:hAnsi="Abadi"/>
+        </w:rPr>
+      </w:pPr>
+    </w:p>
+    <w:p>
+      <w:pPr>
+        <w:jc w:val="both"/>
+        <w:rPr>
+          <w:rFonts w:ascii="Abadi" w:hAnsi="Abadi"/>
+        </w:rPr>
+      </w:pPr>
+      <w:r>
+        <w:rPr>
+          <w:rFonts w:ascii="Abadi" w:hAnsi="Abadi"/>
+        </w:rPr>
+        <w:t xml:space="preserve">ACTO NÚMERO </w:t>
+      </w:r>
+      <w:r>
+        <w:rPr>
+          <w:rFonts w:ascii="Abadi" w:hAnsi="Abadi"/>
+          <w:b/>
+          <w:bCs/>
+        </w:rPr>
+        <w:t>{{NUMERO_ACTO_AUTENTICO}</w:t>
       </w:r>
       <w:proofErr w:type="gramStart"/>
       <w:r>
         <w:rPr>
-          <w:b/>
-          <w:bCs/>
-        </w:rPr>
-        <w:t>].-</w:t>
+          <w:rFonts w:ascii="Abadi" w:hAnsi="Abadi"/>
+          <w:b/>
+          <w:bCs/>
+        </w:rPr>
+        <w:t>}</w:t>
+      </w:r>
+      <w:r>
+        <w:rPr>
+          <w:rFonts w:ascii="Abadi" w:hAnsi="Abadi"/>
+        </w:rPr>
+        <w:t>.-</w:t>
       </w:r>
       <w:proofErr w:type="gramEnd"/>
       <w:r>
         <w:rPr>
-          <w:b/>
-          <w:bCs/>
-        </w:rPr>
-        <w:t xml:space="preserve"> (ACTO DE NOTORIEDAD DE BUENA CONDUCTA Y MORALIDAD)</w:t>
+          <w:rFonts w:ascii="Abadi" w:hAnsi="Abadi"/>
+        </w:rPr>
+        <w:t xml:space="preserve"> </w:t>
       </w:r>
     </w:p>
     <w:p>
       <w:pPr>
         <w:jc w:val="both"/>
-      </w:pPr>
-      <w:r>
-        <w:t xml:space="preserve">En la ciudad de [Ciudad], República Dominicana, hoy día [Día] del mes de [Mes] del año 2026; por ante mí, </w:t>
-      </w:r>
-      <w:r>
-        <w:rPr>
-          <w:b/>
-          <w:bCs/>
-        </w:rPr>
-        <w:t>[NOMBRE DEL NOTARIO]</w:t>
-      </w:r>
-      <w:r>
-        <w:t xml:space="preserve">, dominicano, mayor de edad, Abogado Notario Público de los del número del [Distrito Nacional / Municipio], titular de la Cédula No. [Número], con </w:t>
+        <w:rPr>
+          <w:rFonts w:ascii="Abadi" w:hAnsi="Abadi"/>
+        </w:rPr>
+      </w:pPr>
+      <w:r>
+        <w:rPr>
+          <w:rFonts w:ascii="Abadi" w:hAnsi="Abadi"/>
+        </w:rPr>
+        <w:t xml:space="preserve">En la ciudad de </w:t>
+      </w:r>
+      <w:r>
+        <w:rPr>
+          <w:rFonts w:ascii="Abadi" w:hAnsi="Abadi"/>
+          <w:b/>
+          <w:bCs/>
+        </w:rPr>
+        <w:t>{{CIUDAD_FIRMA}}</w:t>
+      </w:r>
+      <w:r>
+        <w:rPr>
+          <w:rFonts w:ascii="Abadi" w:hAnsi="Abadi"/>
+        </w:rPr>
+        <w:t xml:space="preserve">, República Dominicana, hoy día </w:t>
+      </w:r>
+      <w:r>
+        <w:rPr>
+          <w:rFonts w:ascii="Abadi" w:hAnsi="Abadi"/>
+          <w:b/>
+          <w:bCs/>
+        </w:rPr>
+        <w:t>{{DIA_TEXTO}}</w:t>
+      </w:r>
+      <w:r>
+        <w:rPr>
+          <w:rFonts w:ascii="Abadi" w:hAnsi="Abadi"/>
+        </w:rPr>
+        <w:t xml:space="preserve"> del mes de </w:t>
+      </w:r>
+      <w:r>
+        <w:rPr>
+          <w:rFonts w:ascii="Abadi" w:hAnsi="Abadi"/>
+          <w:b/>
+          <w:bCs/>
+        </w:rPr>
+        <w:t>{{MES_TEXTO}}</w:t>
+      </w:r>
+      <w:r>
+        <w:rPr>
+          <w:rFonts w:ascii="Abadi" w:hAnsi="Abadi"/>
+        </w:rPr>
+        <w:t xml:space="preserve"> del año </w:t>
+      </w:r>
+      <w:r>
+        <w:rPr>
+          <w:rFonts w:ascii="Abadi" w:hAnsi="Abadi"/>
+          <w:b/>
+          <w:bCs/>
+        </w:rPr>
+        <w:t>{{AÑO_TEXTO}}</w:t>
+      </w:r>
+      <w:r>
+        <w:rPr>
+          <w:rFonts w:ascii="Abadi" w:hAnsi="Abadi"/>
+        </w:rPr>
+        <w:t xml:space="preserve"> ({{AÑO_NUMERO}}); por ante mí, </w:t>
+      </w:r>
+      <w:r>
+        <w:rPr>
+          <w:rFonts w:ascii="Abadi" w:hAnsi="Abadi"/>
+          <w:b/>
+          <w:bCs/>
+        </w:rPr>
+        <w:t>{{TRATAMIENTO_NOTARIO}}</w:t>
+      </w:r>
+      <w:r>
+        <w:rPr>
+          <w:rFonts w:ascii="Abadi" w:hAnsi="Abadi"/>
+        </w:rPr>
+        <w:t xml:space="preserve"> </w:t>
+      </w:r>
+      <w:r>
+        <w:rPr>
+          <w:rFonts w:ascii="Abadi" w:hAnsi="Abadi"/>
+          <w:b/>
+          <w:bCs/>
+        </w:rPr>
+        <w:t>{{NOMBRE_NOTARIO}}</w:t>
+      </w:r>
+      <w:r>
+        <w:rPr>
+          <w:rFonts w:ascii="Abadi" w:hAnsi="Abadi"/>
+        </w:rPr>
+        <w:t xml:space="preserve">, de nacionalidad dominicana, mayor de edad, Abogado Notario Público de los del número del </w:t>
+      </w:r>
+      <w:r>
+        <w:rPr>
+          <w:rFonts w:ascii="Abadi" w:hAnsi="Abadi"/>
+          <w:b/>
+          <w:bCs/>
+        </w:rPr>
+        <w:t>{{MUNICIPIO_NOTARIO}}</w:t>
+      </w:r>
+      <w:r>
+        <w:rPr>
+          <w:rFonts w:ascii="Abadi" w:hAnsi="Abadi"/>
+        </w:rPr>
+        <w:t xml:space="preserve">, titular de </w:t>
+      </w:r>
+      <w:r>
+        <w:rPr>
+          <w:rFonts w:ascii="Abadi" w:hAnsi="Abadi"/>
+          <w:b/>
+          <w:bCs/>
+        </w:rPr>
+        <w:t>{{DOCUMENTO IDENTIDAD_NOTARIO}}</w:t>
+      </w:r>
+      <w:r>
+        <w:rPr>
+          <w:rFonts w:ascii="Abadi" w:hAnsi="Abadi"/>
+        </w:rPr>
+        <w:t xml:space="preserve">, con </w:t>
       </w:r>
       <w:proofErr w:type="gramStart"/>
       <w:r>
+        <w:rPr>
+          <w:rFonts w:ascii="Abadi" w:hAnsi="Abadi"/>
+        </w:rPr>
         <w:t>carnet</w:t>
       </w:r>
       <w:proofErr w:type="gramEnd"/>
       <w:r>
-        <w:t xml:space="preserve"> del Colegio de Notarios No. [Número] y estudio profesional en [Dirección]; </w:t>
-      </w:r>
-      <w:r>
-        <w:rPr>
-          <w:b/>
-          <w:bCs/>
-        </w:rPr>
-        <w:t>HA COMPARECIDO</w:t>
-      </w:r>
-      <w:r>
-        <w:t xml:space="preserve"> de manera libre y voluntaria el señor/a:</w:t>
+        <w:rPr>
+          <w:rFonts w:ascii="Abadi" w:hAnsi="Abadi"/>
+        </w:rPr>
+        <w:t xml:space="preserve"> del Colegio de Notarios No. </w:t>
+      </w:r>
+      <w:r>
+        <w:rPr>
+          <w:rFonts w:ascii="Abadi" w:hAnsi="Abadi"/>
+          <w:b/>
+          <w:bCs/>
+        </w:rPr>
+        <w:t>{{MATRICULA_NOTARIO}}</w:t>
+      </w:r>
+      <w:r>
+        <w:rPr>
+          <w:rFonts w:ascii="Abadi" w:hAnsi="Abadi"/>
+        </w:rPr>
+        <w:t xml:space="preserve"> y estudio profesional en </w:t>
+      </w:r>
+      <w:r>
+        <w:rPr>
+          <w:rFonts w:ascii="Abadi" w:hAnsi="Abadi"/>
+          <w:b/>
+          <w:bCs/>
+        </w:rPr>
+        <w:t>{{DIRECCION O DOMICILIO_NOTARIO}}</w:t>
+      </w:r>
+      <w:r>
+        <w:rPr>
+          <w:rFonts w:ascii="Abadi" w:hAnsi="Abadi"/>
+        </w:rPr>
+        <w:t>; HA COMPARECIDO de manera libre y voluntaria:</w:t>
       </w:r>
     </w:p>
     <w:p>
       <w:pPr>
         <w:jc w:val="both"/>
-      </w:pPr>
-      <w:r>
-        <w:rPr>
-          <w:b/>
-          <w:bCs/>
-        </w:rPr>
-        <w:t>[NOMBRE DEL INTERESADO]</w:t>
-      </w:r>
-      <w:r>
-        <w:t xml:space="preserve">, dominicano, mayor de edad, titular de la Cédula de Identidad y Electoral No. [Número], domiciliado y residente en [Dirección completa], quien para los fines del presente acto se denominará </w:t>
-      </w:r>
-      <w:r>
-        <w:rPr>
-          <w:b/>
-          <w:bCs/>
+        <w:rPr>
+          <w:rFonts w:ascii="Abadi" w:hAnsi="Abadi"/>
+        </w:rPr>
+      </w:pPr>
+      <w:r>
+        <w:rPr>
+          <w:rFonts w:ascii="Abadi" w:hAnsi="Abadi"/>
+          <w:b/>
+          <w:bCs/>
+        </w:rPr>
+        <w:t>{{TRATAMIENTO_INTERESADO}}</w:t>
+      </w:r>
+      <w:r>
+        <w:rPr>
+          <w:rFonts w:ascii="Abadi" w:hAnsi="Abadi"/>
+        </w:rPr>
+        <w:t xml:space="preserve"> </w:t>
+      </w:r>
+      <w:r>
+        <w:rPr>
+          <w:rFonts w:ascii="Abadi" w:hAnsi="Abadi"/>
+          <w:b/>
+          <w:bCs/>
+        </w:rPr>
+        <w:t>{{NOMBRE_INTERESADO}}</w:t>
+      </w:r>
+      <w:r>
+        <w:rPr>
+          <w:rFonts w:ascii="Abadi" w:hAnsi="Abadi"/>
+        </w:rPr>
+        <w:t xml:space="preserve">, de nacionalidad </w:t>
+      </w:r>
+      <w:r>
+        <w:rPr>
+          <w:rFonts w:ascii="Abadi" w:hAnsi="Abadi"/>
+          <w:b/>
+          <w:bCs/>
+        </w:rPr>
+        <w:t>{{NACIONALIDAD_INTERESADO}}</w:t>
+      </w:r>
+      <w:r>
+        <w:rPr>
+          <w:rFonts w:ascii="Abadi" w:hAnsi="Abadi"/>
+        </w:rPr>
+        <w:t xml:space="preserve">, mayor de edad, titular de </w:t>
+      </w:r>
+      <w:r>
+        <w:rPr>
+          <w:rFonts w:ascii="Abadi" w:hAnsi="Abadi"/>
+          <w:b/>
+          <w:bCs/>
+        </w:rPr>
+        <w:t>{{DOCUMENTO IDENTIDAD_INTERESADO}}</w:t>
+      </w:r>
+      <w:r>
+        <w:rPr>
+          <w:rFonts w:ascii="Abadi" w:hAnsi="Abadi"/>
+        </w:rPr>
+        <w:t xml:space="preserve">, domiciliado y residente en </w:t>
+      </w:r>
+      <w:r>
+        <w:rPr>
+          <w:rFonts w:ascii="Abadi" w:hAnsi="Abadi"/>
+          <w:b/>
+          <w:bCs/>
+        </w:rPr>
+        <w:t>{{DIRECCION O DOMICILIO_INTERESADO}}</w:t>
+      </w:r>
+      <w:r>
+        <w:rPr>
+          <w:rFonts w:ascii="Abadi" w:hAnsi="Abadi"/>
+        </w:rPr>
+        <w:t>, quien para los fines del presente acto se denominará EL DECLARANTE.</w:t>
+      </w:r>
+    </w:p>
+    <w:p>
+      <w:pPr>
+        <w:jc w:val="both"/>
+        <w:rPr>
+          <w:rFonts w:ascii="Abadi" w:hAnsi="Abadi"/>
+        </w:rPr>
+      </w:pPr>
+      <w:r>
+        <w:rPr>
+          <w:rFonts w:ascii="Abadi" w:hAnsi="Abadi"/>
+        </w:rPr>
+        <w:t xml:space="preserve">Asimismo, comparecen los señores (Testigos): </w:t>
+      </w:r>
+      <w:r>
+        <w:rPr>
+          <w:rFonts w:ascii="Abadi" w:hAnsi="Abadi"/>
+          <w:b/>
+          <w:bCs/>
+        </w:rPr>
+        <w:t>{{TRATAMIENTO_TESTIGO 1}}</w:t>
+      </w:r>
+      <w:r>
+        <w:rPr>
+          <w:rFonts w:ascii="Abadi" w:hAnsi="Abadi"/>
+        </w:rPr>
+        <w:t xml:space="preserve"> </w:t>
+      </w:r>
+      <w:r>
+        <w:rPr>
+          <w:rFonts w:ascii="Abadi" w:hAnsi="Abadi"/>
+          <w:b/>
+          <w:bCs/>
+        </w:rPr>
+        <w:t>{{NOMBRE_TESTIGO 1}}</w:t>
+      </w:r>
+      <w:r>
+        <w:rPr>
+          <w:rFonts w:ascii="Abadi" w:hAnsi="Abadi"/>
+        </w:rPr>
+        <w:t xml:space="preserve">, titular de </w:t>
+      </w:r>
+      <w:r>
+        <w:rPr>
+          <w:rFonts w:ascii="Abadi" w:hAnsi="Abadi"/>
+          <w:b/>
+          <w:bCs/>
+        </w:rPr>
+        <w:t>{{DOCUMENTO IDENTIDAD_TESTIGO 1}}</w:t>
+      </w:r>
+      <w:r>
+        <w:rPr>
+          <w:rFonts w:ascii="Abadi" w:hAnsi="Abadi"/>
+        </w:rPr>
+        <w:t xml:space="preserve">, domiciliado en </w:t>
+      </w:r>
+      <w:r>
+        <w:rPr>
+          <w:rFonts w:ascii="Abadi" w:hAnsi="Abadi"/>
+          <w:b/>
+          <w:bCs/>
+        </w:rPr>
+        <w:t>{{DIRECCION O DOMICILIO_TESTIGO 1}}</w:t>
+      </w:r>
+      <w:r>
+        <w:rPr>
+          <w:rFonts w:ascii="Abadi" w:hAnsi="Abadi"/>
+        </w:rPr>
+        <w:t xml:space="preserve">. </w:t>
+      </w:r>
+      <w:r>
+        <w:rPr>
+          <w:rFonts w:ascii="Abadi" w:hAnsi="Abadi"/>
+          <w:b/>
+          <w:bCs/>
+        </w:rPr>
+        <w:t>{{TRATAMIENTO_TESTIGO 2}}</w:t>
+      </w:r>
+      <w:r>
+        <w:rPr>
+          <w:rFonts w:ascii="Abadi" w:hAnsi="Abadi"/>
+        </w:rPr>
+        <w:t xml:space="preserve"> </w:t>
+      </w:r>
+      <w:r>
+        <w:rPr>
+          <w:rFonts w:ascii="Abadi" w:hAnsi="Abadi"/>
+          <w:b/>
+          <w:bCs/>
+        </w:rPr>
+        <w:t>{{NOMBRE_TESTIGO 2}}</w:t>
+      </w:r>
+      <w:r>
+        <w:rPr>
+          <w:rFonts w:ascii="Abadi" w:hAnsi="Abadi"/>
+        </w:rPr>
+        <w:t xml:space="preserve">, titular de </w:t>
+      </w:r>
+      <w:r>
+        <w:rPr>
+          <w:rFonts w:ascii="Abadi" w:hAnsi="Abadi"/>
+          <w:b/>
+          <w:bCs/>
+        </w:rPr>
+        <w:t>{{DOCUMENTO IDENTIDAD_TESTIGO 2}}</w:t>
+      </w:r>
+      <w:r>
+        <w:rPr>
+          <w:rFonts w:ascii="Abadi" w:hAnsi="Abadi"/>
+        </w:rPr>
+        <w:t xml:space="preserve">, domiciliado en </w:t>
+      </w:r>
+      <w:r>
+        <w:rPr>
+          <w:rFonts w:ascii="Abadi" w:hAnsi="Abadi"/>
+          <w:b/>
+          <w:bCs/>
+        </w:rPr>
+        <w:t>{{DIRECCION O DOMICILIO_TESTIGO 2}}</w:t>
+      </w:r>
+      <w:r>
+        <w:rPr>
+          <w:rFonts w:ascii="Abadi" w:hAnsi="Abadi"/>
+        </w:rPr>
+        <w:t xml:space="preserve">. </w:t>
+      </w:r>
+      <w:r>
+        <w:rPr>
+          <w:rFonts w:ascii="Abadi" w:hAnsi="Abadi"/>
+          <w:b/>
+          <w:bCs/>
+        </w:rPr>
+        <w:t>{{TRATAMIENTO_TESTIGO 3}}</w:t>
+      </w:r>
+      <w:r>
+        <w:rPr>
+          <w:rFonts w:ascii="Abadi" w:hAnsi="Abadi"/>
+        </w:rPr>
+        <w:t xml:space="preserve"> </w:t>
+      </w:r>
+      <w:r>
+        <w:rPr>
+          <w:rFonts w:ascii="Abadi" w:hAnsi="Abadi"/>
+          <w:b/>
+          <w:bCs/>
+        </w:rPr>
+        <w:t>{{NOMBRE_TESTIGO 3}}</w:t>
+      </w:r>
+      <w:r>
+        <w:rPr>
+          <w:rFonts w:ascii="Abadi" w:hAnsi="Abadi"/>
+        </w:rPr>
+        <w:t xml:space="preserve">, titular de </w:t>
+      </w:r>
+      <w:r>
+        <w:rPr>
+          <w:rFonts w:ascii="Abadi" w:hAnsi="Abadi"/>
+          <w:b/>
+          <w:bCs/>
+        </w:rPr>
+        <w:t>{{DOCUMENTO IDENTIDAD_TESTIGO 3}}</w:t>
+      </w:r>
+      <w:r>
+        <w:rPr>
+          <w:rFonts w:ascii="Abadi" w:hAnsi="Abadi"/>
+        </w:rPr>
+        <w:t xml:space="preserve">, domiciliado en </w:t>
+      </w:r>
+      <w:r>
+        <w:rPr>
+          <w:rFonts w:ascii="Abadi" w:hAnsi="Abadi"/>
+          <w:b/>
+          <w:bCs/>
+        </w:rPr>
+        <w:t>{{DIRECCION O DOMICILIO_TESTIGO 3}}</w:t>
+      </w:r>
+      <w:r>
+        <w:rPr>
+          <w:rFonts w:ascii="Abadi" w:hAnsi="Abadi"/>
+        </w:rPr>
+        <w:t>.</w:t>
+      </w:r>
+    </w:p>
+    <w:p>
+      <w:pPr>
+        <w:jc w:val="both"/>
+        <w:rPr>
+          <w:rFonts w:ascii="Abadi" w:hAnsi="Abadi"/>
+        </w:rPr>
+      </w:pPr>
+      <w:r>
+        <w:rPr>
+          <w:rFonts w:ascii="Abadi" w:hAnsi="Abadi"/>
+        </w:rPr>
+        <w:t>LOS COMPARECIENTES, testigos requeridos al efecto, previa declaración jurada de decir la verdad, me han manifestado de manera unánime lo siguiente:</w:t>
+      </w:r>
+    </w:p>
+    <w:p>
+      <w:pPr>
+        <w:jc w:val="both"/>
+        <w:rPr>
+          <w:rFonts w:ascii="Abadi" w:hAnsi="Abadi"/>
+        </w:rPr>
+      </w:pPr>
+      <w:r>
+        <w:rPr>
+          <w:rFonts w:ascii="Abadi" w:hAnsi="Abadi"/>
+        </w:rPr>
+        <w:t>CLÁUSULAS</w:t>
+      </w:r>
+    </w:p>
+    <w:p>
+      <w:pPr>
+        <w:jc w:val="both"/>
+        <w:rPr>
+          <w:rFonts w:ascii="Abadi" w:hAnsi="Abadi"/>
+        </w:rPr>
+      </w:pPr>
+      <w:r>
+        <w:rPr>
+          <w:rFonts w:ascii="Abadi" w:hAnsi="Abadi"/>
+        </w:rPr>
+        <w:t xml:space="preserve">PRIMERA: CONOCIMIENTO DEL DECLARANTE. Los testigos declaran bajo la fe del juramento que conocen de manera personal, trato directo y por más de </w:t>
+      </w:r>
+      <w:r>
+        <w:rPr>
+          <w:rFonts w:ascii="Abadi" w:hAnsi="Abadi"/>
+          <w:b/>
+          <w:bCs/>
+        </w:rPr>
+        <w:t>{{TIEMPO_CONOCER_INTERESADO}}</w:t>
+      </w:r>
+      <w:r>
+        <w:rPr>
+          <w:rFonts w:ascii="Abadi" w:hAnsi="Abadi"/>
+        </w:rPr>
+        <w:t xml:space="preserve"> a </w:t>
+      </w:r>
+      <w:r>
+        <w:rPr>
+          <w:rFonts w:ascii="Abadi" w:hAnsi="Abadi"/>
+          <w:b/>
+          <w:bCs/>
+        </w:rPr>
+        <w:t>{{TRATAMIENTO_INTERESADO}}</w:t>
+      </w:r>
+      <w:r>
+        <w:rPr>
+          <w:rFonts w:ascii="Abadi" w:hAnsi="Abadi"/>
+        </w:rPr>
+        <w:t xml:space="preserve"> </w:t>
+      </w:r>
+      <w:r>
+        <w:rPr>
+          <w:rFonts w:ascii="Abadi" w:hAnsi="Abadi"/>
+          <w:b/>
+          <w:bCs/>
+        </w:rPr>
+        <w:t>{{NOMBRE_INTERESADO}}</w:t>
+      </w:r>
+      <w:r>
+        <w:rPr>
+          <w:rFonts w:ascii="Abadi" w:hAnsi="Abadi"/>
+        </w:rPr>
+        <w:t xml:space="preserve">, por ser su </w:t>
+      </w:r>
+      <w:r>
+        <w:rPr>
+          <w:rFonts w:ascii="Abadi" w:hAnsi="Abadi"/>
+          <w:b/>
+          <w:bCs/>
+        </w:rPr>
+        <w:t>{{RELACION_TESTIGOS_INTERESADO}}</w:t>
+      </w:r>
+      <w:r>
+        <w:rPr>
+          <w:rFonts w:ascii="Abadi" w:hAnsi="Abadi"/>
+        </w:rPr>
+        <w:t>.</w:t>
+      </w:r>
+    </w:p>
+    <w:p>
+      <w:pPr>
+        <w:jc w:val="both"/>
+        <w:rPr>
+          <w:rFonts w:ascii="Abadi" w:hAnsi="Abadi"/>
+        </w:rPr>
+      </w:pPr>
+      <w:r>
+        <w:rPr>
+          <w:rFonts w:ascii="Abadi" w:hAnsi="Abadi"/>
+        </w:rPr>
+        <w:t xml:space="preserve">SEGUNDA: SOBRE LA CONDUCTA Y MORALIDAD. Los testigos declaran de manera unánime que es un hecho público y notorio en su comunidad y círculo social que </w:t>
+      </w:r>
+      <w:r>
+        <w:rPr>
+          <w:rFonts w:ascii="Abadi" w:hAnsi="Abadi"/>
+          <w:b/>
+          <w:bCs/>
+        </w:rPr>
+        <w:t>{{TRATAMIENTO_INTERESADO}}</w:t>
+      </w:r>
+      <w:r>
+        <w:rPr>
+          <w:rFonts w:ascii="Abadi" w:hAnsi="Abadi"/>
+        </w:rPr>
+        <w:t xml:space="preserve"> </w:t>
+      </w:r>
+      <w:r>
+        <w:rPr>
+          <w:rFonts w:ascii="Abadi" w:hAnsi="Abadi"/>
+          <w:b/>
+          <w:bCs/>
+        </w:rPr>
+        <w:t>{{NOMBRE_INTERESADO}}</w:t>
+      </w:r>
+      <w:r>
+        <w:rPr>
+          <w:rFonts w:ascii="Abadi" w:hAnsi="Abadi"/>
+        </w:rPr>
+        <w:t xml:space="preserve"> es una persona de costumbres morales íntegras, conducta intachable y ciudadano ejemplar, que goza de buena reputación y estima pública.</w:t>
+      </w:r>
+    </w:p>
+    <w:p>
+      <w:pPr>
+        <w:jc w:val="both"/>
+        <w:rPr>
+          <w:rFonts w:ascii="Abadi" w:hAnsi="Abadi"/>
+        </w:rPr>
+      </w:pPr>
+      <w:r>
+        <w:rPr>
+          <w:rFonts w:ascii="Abadi" w:hAnsi="Abadi"/>
+        </w:rPr>
+        <w:t>TERCERA: RESPETO A LAS LEYES. Los comparecientes dan fe de que el declarante siempre ha mantenido una actitud de respeto hacia las leyes dominicanas y las normas de convivencia social, no habiendo observado nunca en él comportamientos contrarios al orden público o a las buenas costumbres.</w:t>
+      </w:r>
+    </w:p>
+    <w:p>
+      <w:pPr>
+        <w:jc w:val="both"/>
+        <w:rPr>
+          <w:rFonts w:ascii="Abadi" w:hAnsi="Abadi"/>
+        </w:rPr>
+      </w:pPr>
+      <w:r>
+        <w:rPr>
+          <w:rFonts w:ascii="Abadi" w:hAnsi="Abadi"/>
+        </w:rPr>
+        <w:lastRenderedPageBreak/>
+        <w:t xml:space="preserve">CUARTA: OBJETO DEL ACTO. El declarante manifiesta que este acto se instrumenta con el fin de ser presentado ante </w:t>
+      </w:r>
+      <w:r>
+        <w:rPr>
+          <w:rFonts w:ascii="Abadi" w:hAnsi="Abadi"/>
+          <w:b/>
+          <w:bCs/>
+        </w:rPr>
+        <w:t>{{INSTITUCION_DIRIGIDA}}</w:t>
+      </w:r>
+      <w:r>
+        <w:rPr>
+          <w:rFonts w:ascii="Abadi" w:hAnsi="Abadi"/>
+        </w:rPr>
+        <w:t>, para acreditar su solvencia moral y buena conducta social.</w:t>
+      </w:r>
+    </w:p>
+    <w:p>
+      <w:pPr>
+        <w:jc w:val="both"/>
+        <w:rPr>
+          <w:rFonts w:ascii="Abadi" w:hAnsi="Abadi"/>
+        </w:rPr>
+      </w:pPr>
+      <w:r>
+        <w:rPr>
+          <w:rFonts w:ascii="Abadi" w:hAnsi="Abadi"/>
+        </w:rPr>
+        <w:t>QUINTA: PENALIDAD POR PERJURIO. Los testigos declaran estar conscientes de que el falso testimonio ante un Notario Público conlleva las penas establecidas en el Código Penal Dominicano.</w:t>
+      </w:r>
+    </w:p>
+    <w:p>
+      <w:pPr>
+        <w:jc w:val="both"/>
+        <w:rPr>
+          <w:rFonts w:ascii="Abadi" w:hAnsi="Abadi"/>
+        </w:rPr>
+      </w:pPr>
+      <w:r>
+        <w:rPr>
+          <w:rFonts w:ascii="Abadi" w:hAnsi="Abadi"/>
+        </w:rPr>
+        <w:t xml:space="preserve">HECHO Y PASADO POR ANTE MÍ, en mi estudio profesional, el día y año antes indicados. He dado lectura íntegra a los comparecientes, quienes en señal de aprobación firman junto conmigo y ante mí, Notario Público que CERTIFICO Y DOY FE. </w:t>
+      </w:r>
+    </w:p>
+    <w:p>
+      <w:pPr>
+        <w:jc w:val="both"/>
+        <w:rPr>
+          <w:rFonts w:ascii="Abadi" w:hAnsi="Abadi"/>
+        </w:rPr>
+      </w:pPr>
+    </w:p>
+    <w:p>
+      <w:pPr>
+        <w:jc w:val="center"/>
+        <w:rPr>
+          <w:rFonts w:ascii="Abadi" w:hAnsi="Abadi"/>
+        </w:rPr>
+      </w:pPr>
+      <w:r>
+        <w:rPr>
+          <w:rFonts w:ascii="Abadi" w:hAnsi="Abadi"/>
+          <w:b/>
+          <w:bCs/>
+        </w:rPr>
+        <w:t>{{NOMBRE_INTERESADO}}</w:t>
+      </w:r>
+    </w:p>
+    <w:p>
+      <w:pPr>
+        <w:jc w:val="center"/>
+        <w:rPr>
+          <w:rFonts w:ascii="Abadi" w:hAnsi="Abadi"/>
+        </w:rPr>
+      </w:pPr>
+      <w:r>
+        <w:rPr>
+          <w:rFonts w:ascii="Abadi" w:hAnsi="Abadi"/>
         </w:rPr>
         <w:t>EL DECLARANTE</w:t>
       </w:r>
-      <w:r>
-        <w:t>.</w:t>
+    </w:p>
+    <w:p>
+      <w:pPr>
+        <w:jc w:val="center"/>
+        <w:rPr>
+          <w:rFonts w:ascii="Abadi" w:hAnsi="Abadi"/>
+        </w:rPr>
+      </w:pPr>
+    </w:p>
+    <w:p>
+      <w:pPr>
+        <w:jc w:val="center"/>
+        <w:rPr>
+          <w:rFonts w:ascii="Abadi" w:hAnsi="Abadi"/>
+        </w:rPr>
+      </w:pPr>
+      <w:r>
+        <w:rPr>
+          <w:rFonts w:ascii="Abadi" w:hAnsi="Abadi"/>
+          <w:b/>
+          <w:bCs/>
+        </w:rPr>
+        <w:t>{{NOMBRE_TESTIGO 1}}</w:t>
+      </w:r>
+      <w:r>
+        <w:rPr>
+          <w:rFonts w:ascii="Abadi" w:hAnsi="Abadi"/>
+        </w:rPr>
+        <w:t xml:space="preserve"> </w:t>
+      </w:r>
+      <w:r>
+        <w:rPr>
+          <w:rFonts w:ascii="Abadi" w:hAnsi="Abadi"/>
+        </w:rPr>
+        <w:tab/>
+      </w:r>
+      <w:r>
+        <w:rPr>
+          <w:rFonts w:ascii="Abadi" w:hAnsi="Abadi"/>
+        </w:rPr>
+        <w:tab/>
+      </w:r>
+      <w:r>
+        <w:rPr>
+          <w:rFonts w:ascii="Abadi" w:hAnsi="Abadi"/>
+        </w:rPr>
+        <w:tab/>
+      </w:r>
+      <w:r>
+        <w:rPr>
+          <w:rFonts w:ascii="Abadi" w:hAnsi="Abadi"/>
+          <w:b/>
+          <w:bCs/>
+        </w:rPr>
+        <w:t>{{NOMBRE_TESTIGO 2}}</w:t>
+      </w:r>
+    </w:p>
+    <w:p>
+      <w:pPr>
+        <w:jc w:val="center"/>
+        <w:rPr>
+          <w:rFonts w:ascii="Abadi" w:hAnsi="Abadi"/>
+        </w:rPr>
+      </w:pPr>
+      <w:r>
+        <w:rPr>
+          <w:rFonts w:ascii="Abadi" w:hAnsi="Abadi"/>
+        </w:rPr>
+        <w:t xml:space="preserve">Testigo </w:t>
+      </w:r>
+      <w:r>
+        <w:rPr>
+          <w:rFonts w:ascii="Abadi" w:hAnsi="Abadi"/>
+        </w:rPr>
+        <w:tab/>
+      </w:r>
+      <w:r>
+        <w:rPr>
+          <w:rFonts w:ascii="Abadi" w:hAnsi="Abadi"/>
+        </w:rPr>
+        <w:tab/>
+      </w:r>
+      <w:r>
+        <w:rPr>
+          <w:rFonts w:ascii="Abadi" w:hAnsi="Abadi"/>
+        </w:rPr>
+        <w:tab/>
+      </w:r>
+      <w:r>
+        <w:rPr>
+          <w:rFonts w:ascii="Abadi" w:hAnsi="Abadi"/>
+        </w:rPr>
+        <w:tab/>
+      </w:r>
+      <w:proofErr w:type="spellStart"/>
+      <w:r>
+        <w:rPr>
+          <w:rFonts w:ascii="Abadi" w:hAnsi="Abadi"/>
+        </w:rPr>
+        <w:t>Testigo</w:t>
+      </w:r>
+      <w:proofErr w:type="spellEnd"/>
+    </w:p>
+    <w:p>
+      <w:pPr>
+        <w:jc w:val="center"/>
+        <w:rPr>
+          <w:rFonts w:ascii="Abadi" w:hAnsi="Abadi"/>
+        </w:rPr>
+      </w:pPr>
+      <w:r>
+        <w:rPr>
+          <w:rFonts w:ascii="Abadi" w:hAnsi="Abadi"/>
+          <w:b/>
+          <w:bCs/>
+        </w:rPr>
+        <w:t>{{NOMBRE_TESTIGO 3}}</w:t>
+      </w:r>
+      <w:r>
+        <w:rPr>
+          <w:rFonts w:ascii="Abadi" w:hAnsi="Abadi"/>
+        </w:rPr>
+        <w:t xml:space="preserve"> </w:t>
+      </w:r>
+    </w:p>
+    <w:p>
+      <w:pPr>
+        <w:jc w:val="center"/>
+        <w:rPr>
+          <w:rFonts w:ascii="Abadi" w:hAnsi="Abadi"/>
+        </w:rPr>
+      </w:pPr>
+      <w:r>
+        <w:rPr>
+          <w:rFonts w:ascii="Abadi" w:hAnsi="Abadi"/>
+        </w:rPr>
+        <w:t>Testigo</w:t>
+      </w:r>
+    </w:p>
+    <w:p>
+      <w:pPr>
+        <w:jc w:val="center"/>
+        <w:rPr>
+          <w:rFonts w:ascii="Abadi" w:hAnsi="Abadi"/>
+          <w:b/>
+          <w:bCs/>
+        </w:rPr>
+      </w:pPr>
+    </w:p>
+    <w:p>
+      <w:pPr>
+        <w:jc w:val="center"/>
+        <w:rPr>
+          <w:rFonts w:ascii="Abadi" w:hAnsi="Abadi"/>
+        </w:rPr>
+      </w:pPr>
+      <w:r>
+        <w:rPr>
+          <w:rFonts w:ascii="Abadi" w:hAnsi="Abadi"/>
+          <w:b/>
+          <w:bCs/>
+        </w:rPr>
+        <w:t>{{NOMBRE_NOTARIO}}</w:t>
+      </w:r>
+      <w:r>
+        <w:rPr>
+          <w:rFonts w:ascii="Abadi" w:hAnsi="Abadi"/>
+        </w:rPr>
+        <w:t xml:space="preserve"> </w:t>
+      </w:r>
+    </w:p>
+    <w:p>
+      <w:pPr>
+        <w:jc w:val="center"/>
+        <w:rPr>
+          <w:rFonts w:ascii="Abadi" w:hAnsi="Abadi"/>
+        </w:rPr>
+      </w:pPr>
+      <w:r>
+        <w:rPr>
+          <w:rFonts w:ascii="Abadi" w:hAnsi="Abadi"/>
+        </w:rPr>
+        <w:t>Notario Público</w:t>
       </w:r>
     </w:p>
     <w:p>
       <w:pPr>
         <w:jc w:val="both"/>
-      </w:pPr>
-      <w:r>
-        <w:t>Asimismo, comparecen los señores (Testigos):</w:t>
-      </w:r>
-    </w:p>
-    <w:p>
-      <w:pPr>
-        <w:numPr>
-          <w:ilvl w:val="0"/>
-          <w:numId w:val="1"/>
-        </w:numPr>
+        <w:rPr>
+          <w:rFonts w:ascii="Abadi" w:hAnsi="Abadi"/>
+        </w:rPr>
+      </w:pPr>
+    </w:p>
+    <w:p>
+      <w:pPr>
         <w:jc w:val="both"/>
-      </w:pPr>
-      <w:r>
-        <w:rPr>
-          <w:b/>
-          <w:bCs/>
-        </w:rPr>
-        <w:t>[TESTIGO 1]</w:t>
-      </w:r>
-      <w:r>
-        <w:t>, Cédula [Número], [Domicilio].</w:t>
-      </w:r>
-    </w:p>
-    <w:p>
-      <w:pPr>
-        <w:numPr>
-          <w:ilvl w:val="0"/>
-          <w:numId w:val="1"/>
-        </w:numPr>
-        <w:jc w:val="both"/>
-      </w:pPr>
-      <w:r>
-        <w:rPr>
-          <w:b/>
-          <w:bCs/>
-        </w:rPr>
-        <w:t>[TESTIGO 2]</w:t>
-      </w:r>
-      <w:r>
-        <w:t>, Cédula [Número], [Domicilio].</w:t>
-      </w:r>
-    </w:p>
-    <w:p>
-      <w:pPr>
-        <w:numPr>
-          <w:ilvl w:val="0"/>
-          <w:numId w:val="1"/>
-        </w:numPr>
-        <w:jc w:val="both"/>
-      </w:pPr>
-      <w:r>
-        <w:rPr>
-          <w:b/>
-          <w:bCs/>
-        </w:rPr>
-        <w:t>[TESTIGO 3]</w:t>
-      </w:r>
-      <w:r>
-        <w:t>, Cédula [Número], [Domicilio].</w:t>
-      </w:r>
-    </w:p>
-    <w:p>
-      <w:pPr>
-        <w:jc w:val="both"/>
-      </w:pPr>
-      <w:r>
-        <w:rPr>
-          <w:b/>
-          <w:bCs/>
-        </w:rPr>
-        <w:t>LOS COMPARECIENTES</w:t>
-      </w:r>
-      <w:r>
-        <w:t>, testigos requeridos al efecto, previa declaración jurada de decir la verdad, me han manifestado de manera unánime lo siguiente:</w:t>
-      </w:r>
-    </w:p>
-    <w:p>
-      <w:pPr>
-        <w:jc w:val="both"/>
-        <w:rPr>
-          <w:b/>
-          <w:bCs/>
-        </w:rPr>
-      </w:pPr>
-      <w:r>
-        <w:rPr>
-          <w:b/>
-          <w:bCs/>
-        </w:rPr>
-        <w:t>CLÁUSULAS</w:t>
-      </w:r>
-    </w:p>
-    <w:p>
-      <w:pPr>
-        <w:jc w:val="both"/>
-      </w:pPr>
-      <w:r>
-        <w:rPr>
-          <w:b/>
-          <w:bCs/>
-        </w:rPr>
-        <w:t>PRIMERA: CONOCIMIENTO DEL DECLARANTE.</w:t>
-      </w:r>
-      <w:r>
-        <w:t xml:space="preserve"> Los testigos declaran bajo la fe del juramento que conocen de manera personal, trato directo y por más de </w:t>
-      </w:r>
-      <w:r>
-        <w:rPr>
-          <w:b/>
-          <w:bCs/>
-        </w:rPr>
-        <w:t>[Número] años</w:t>
-      </w:r>
-      <w:r>
-        <w:t xml:space="preserve"> al señor/a </w:t>
-      </w:r>
-      <w:r>
-        <w:rPr>
-          <w:b/>
-          <w:bCs/>
-        </w:rPr>
-        <w:t>[NOMBRE DEL INTERESADO]</w:t>
-      </w:r>
-      <w:r>
-        <w:t>, por ser su [Vecino / Compañero de trabajo / Relacionado].</w:t>
-      </w:r>
-    </w:p>
-    <w:p>
-      <w:pPr>
-        <w:jc w:val="both"/>
-      </w:pPr>
-      <w:r>
-        <w:rPr>
-          <w:b/>
-          <w:bCs/>
-        </w:rPr>
-        <w:t>SEGUNDA: SOBRE LA CONDUCTA Y MORALIDAD.</w:t>
-      </w:r>
-      <w:r>
-        <w:t xml:space="preserve"> Los testigos declaran de manera unánime que es un hecho público y notorio en su comunidad y círculo social que el señor/a </w:t>
-      </w:r>
-      <w:r>
-        <w:rPr>
-          <w:b/>
-          <w:bCs/>
-        </w:rPr>
-        <w:t>[INTERESADO]</w:t>
-      </w:r>
-      <w:r>
-        <w:t xml:space="preserve"> es una persona de </w:t>
-      </w:r>
-      <w:r>
-        <w:rPr>
-          <w:b/>
-          <w:bCs/>
-        </w:rPr>
-        <w:t>costumbres morales íntegras, conducta intachable y ciudadano ejemplar</w:t>
-      </w:r>
-      <w:r>
-        <w:t>, que goza de buena reputación y estima pública.</w:t>
-      </w:r>
-    </w:p>
-    <w:p>
-      <w:pPr>
-        <w:jc w:val="both"/>
-      </w:pPr>
-      <w:r>
-        <w:rPr>
-          <w:b/>
-          <w:bCs/>
-        </w:rPr>
-        <w:t>TERCERA: RESPETO A LAS LEYES.</w:t>
-      </w:r>
-      <w:r>
-        <w:t xml:space="preserve"> Los comparecientes dan fe de que el declarante siempre ha mantenido una actitud de respeto hacia las leyes dominicanas y las normas de convivencia social, no habiendo observado nunca en él comportamientos contrarios al orden público o a las buenas costumbres.</w:t>
-      </w:r>
-    </w:p>
-    <w:p>
-      <w:pPr>
-        <w:jc w:val="both"/>
-      </w:pPr>
-      <w:r>
-        <w:rPr>
-          <w:b/>
-          <w:bCs/>
-        </w:rPr>
-        <w:t>CUARTA: OBJETO DEL ACTO.</w:t>
-      </w:r>
-      <w:r>
-        <w:t xml:space="preserve"> El declarante manifiesta que este acto se instrumenta con el fin de ser presentado ante [Institución: ej. Consulado de XX / Empresa XX / Club Social], para acreditar su solvencia moral y buena conducta social.</w:t>
-      </w:r>
-    </w:p>
-    <w:p>
-      <w:pPr>
-        <w:jc w:val="both"/>
-      </w:pPr>
-      <w:r>
-        <w:rPr>
-          <w:b/>
-          <w:bCs/>
-        </w:rPr>
-        <w:lastRenderedPageBreak/>
-        <w:t>QUINTA: PENALIDAD POR PERJURIO.</w:t>
-      </w:r>
-      <w:r>
-        <w:t xml:space="preserve"> Los testigos declaran estar conscientes de que el falso testimonio ante un Notario Público conlleva las penas establecidas en el Código Penal Dominicano.</w:t>
-      </w:r>
-    </w:p>
-    <w:p>
-      <w:pPr>
-        <w:jc w:val="both"/>
-      </w:pPr>
-      <w:r>
-        <w:pict w14:anchorId="3FADA991">
-          <v:rect id="_x0000_i1031" style="width:0;height:1.5pt" o:hralign="center" o:hrstd="t" o:hr="t" fillcolor="#a0a0a0" stroked="f"/>
-        </w:pict>
-      </w:r>
-    </w:p>
-    <w:p>
-      <w:pPr>
-        <w:jc w:val="both"/>
-      </w:pPr>
-      <w:r>
-        <w:rPr>
-          <w:b/>
-          <w:bCs/>
-        </w:rPr>
-        <w:t>HECHO Y PASADO POR ANTE MÍ</w:t>
-      </w:r>
-      <w:r>
-        <w:t>, en mi estudio profesional, el día y año antes indicados. He dado lectura íntegra a los comparecientes, quienes en señal de aprobación firman junto conmigo y ante mí, Notario Público que CERTIFICO Y DOY FE.</w:t>
-      </w:r>
-    </w:p>
-    <w:p>
-      <w:pPr>
-        <w:jc w:val="both"/>
+        <w:rPr>
+          <w:rFonts w:ascii="Abadi" w:hAnsi="Abadi"/>
+        </w:rPr>
+      </w:pPr>
+    </w:p>
+    <w:p>
+      <w:pPr>
+        <w:rPr>
+          <w:rFonts w:ascii="Abadi" w:hAnsi="Abadi"/>
+        </w:rPr>
       </w:pPr>
     </w:p>
     <w:sectPr>
@@ -868,6 +1483,7 @@
   <w:style w:type="paragraph" w:default="1" w:styleId="Normal">
     <w:name w:val="Normal"/>
     <w:qFormat/>
+    <w:rsid w:val="002127A9"/>
   </w:style>
   <w:style w:type="paragraph" w:styleId="Ttulo1">
     <w:name w:val="heading 1"/>
